--- a/questions/최종 모의고사1 (39문제).docx
+++ b/questions/최종 모의고사1 (39문제).docx
@@ -610,7 +610,7 @@
     </w:p>
     <w:p>
       <w:r>
-        <w:t>A. 3</w:t>
+        <w:t>A. 4</w:t>
         <w:br/>
         <w:t>26</w:t>
       </w:r>
